--- a/OpenShift-AWS-SCP-Constraints-Report.docx
+++ b/OpenShift-AWS-SCP-Constraints-Report.docx
@@ -1216,6 +1216,28 @@
     </w:p>
     <w:p>
       <w:pPr>
+        <w:pStyle w:val="BodyText"/>
+        <w:bidi w:val="0"/>
+        <w:jc w:val="left"/>
+        <w:rPr/>
+      </w:pPr>
+      <w:r>
+        <w:rPr/>
+        <w:t xml:space="preserve">The same two closed mechanisms also rule out deferring </w:t>
+      </w:r>
+      <w:r>
+        <w:rPr>
+          <w:i/>
+        </w:rPr>
+        <w:t>human</w:t>
+      </w:r>
+      <w:r>
+        <w:rPr/>
+        <w:t xml:space="preserve"> login to an AWS-side or federated identity provider — that path needs exactly the credential-issuing capability this section describes as unavailable. Section 5 records the consequence.</w:t>
+      </w:r>
+    </w:p>
+    <w:p>
+      <w:pPr>
         <w:pStyle w:val="Heading2"/>
         <w:bidi w:val="0"/>
         <w:jc w:val="left"/>
@@ -1252,14 +1274,14 @@
         </w:tblCellMar>
       </w:tblPr>
       <w:tblGrid>
-        <w:gridCol w:w="1931"/>
-        <w:gridCol w:w="9408"/>
+        <w:gridCol w:w="1941"/>
+        <w:gridCol w:w="9398"/>
       </w:tblGrid>
       <w:tr>
         <w:trPr/>
         <w:tc>
           <w:tcPr>
-            <w:tcW w:w="1931" w:type="dxa"/>
+            <w:tcW w:w="1941" w:type="dxa"/>
             <w:tcBorders>
               <w:top w:val="single" w:sz="6" w:space="0" w:color="808080"/>
               <w:left w:val="single" w:sz="6" w:space="0" w:color="808080"/>
@@ -1285,7 +1307,7 @@
         </w:tc>
         <w:tc>
           <w:tcPr>
-            <w:tcW w:w="9408" w:type="dxa"/>
+            <w:tcW w:w="9398" w:type="dxa"/>
             <w:tcBorders>
               <w:top w:val="single" w:sz="6" w:space="0" w:color="808080"/>
               <w:left w:val="single" w:sz="2" w:space="0" w:color="808080"/>
@@ -1314,7 +1336,7 @@
         <w:trPr/>
         <w:tc>
           <w:tcPr>
-            <w:tcW w:w="1931" w:type="dxa"/>
+            <w:tcW w:w="1941" w:type="dxa"/>
             <w:tcBorders>
               <w:left w:val="single" w:sz="6" w:space="0" w:color="808080"/>
               <w:bottom w:val="single" w:sz="2" w:space="0" w:color="808080"/>
@@ -1338,7 +1360,7 @@
         </w:tc>
         <w:tc>
           <w:tcPr>
-            <w:tcW w:w="9408" w:type="dxa"/>
+            <w:tcW w:w="9398" w:type="dxa"/>
             <w:tcBorders>
               <w:left w:val="single" w:sz="2" w:space="0" w:color="808080"/>
               <w:bottom w:val="single" w:sz="2" w:space="0" w:color="808080"/>
@@ -1365,7 +1387,7 @@
         <w:trPr/>
         <w:tc>
           <w:tcPr>
-            <w:tcW w:w="1931" w:type="dxa"/>
+            <w:tcW w:w="1941" w:type="dxa"/>
             <w:tcBorders>
               <w:left w:val="single" w:sz="6" w:space="0" w:color="808080"/>
               <w:bottom w:val="single" w:sz="2" w:space="0" w:color="808080"/>
@@ -1389,7 +1411,7 @@
         </w:tc>
         <w:tc>
           <w:tcPr>
-            <w:tcW w:w="9408" w:type="dxa"/>
+            <w:tcW w:w="9398" w:type="dxa"/>
             <w:tcBorders>
               <w:left w:val="single" w:sz="2" w:space="0" w:color="808080"/>
               <w:bottom w:val="single" w:sz="2" w:space="0" w:color="808080"/>
@@ -1416,7 +1438,7 @@
         <w:trPr/>
         <w:tc>
           <w:tcPr>
-            <w:tcW w:w="1931" w:type="dxa"/>
+            <w:tcW w:w="1941" w:type="dxa"/>
             <w:tcBorders>
               <w:left w:val="single" w:sz="6" w:space="0" w:color="808080"/>
               <w:bottom w:val="single" w:sz="2" w:space="0" w:color="808080"/>
@@ -1440,7 +1462,7 @@
         </w:tc>
         <w:tc>
           <w:tcPr>
-            <w:tcW w:w="9408" w:type="dxa"/>
+            <w:tcW w:w="9398" w:type="dxa"/>
             <w:tcBorders>
               <w:left w:val="single" w:sz="2" w:space="0" w:color="808080"/>
               <w:bottom w:val="single" w:sz="2" w:space="0" w:color="808080"/>
@@ -1467,7 +1489,7 @@
         <w:trPr/>
         <w:tc>
           <w:tcPr>
-            <w:tcW w:w="1931" w:type="dxa"/>
+            <w:tcW w:w="1941" w:type="dxa"/>
             <w:tcBorders>
               <w:left w:val="single" w:sz="6" w:space="0" w:color="808080"/>
               <w:bottom w:val="single" w:sz="2" w:space="0" w:color="808080"/>
@@ -1491,7 +1513,7 @@
         </w:tc>
         <w:tc>
           <w:tcPr>
-            <w:tcW w:w="9408" w:type="dxa"/>
+            <w:tcW w:w="9398" w:type="dxa"/>
             <w:tcBorders>
               <w:left w:val="single" w:sz="2" w:space="0" w:color="808080"/>
               <w:bottom w:val="single" w:sz="2" w:space="0" w:color="808080"/>
@@ -1518,7 +1540,7 @@
         <w:trPr/>
         <w:tc>
           <w:tcPr>
-            <w:tcW w:w="1931" w:type="dxa"/>
+            <w:tcW w:w="1941" w:type="dxa"/>
             <w:tcBorders>
               <w:left w:val="single" w:sz="6" w:space="0" w:color="808080"/>
               <w:bottom w:val="single" w:sz="2" w:space="0" w:color="808080"/>
@@ -1542,7 +1564,7 @@
         </w:tc>
         <w:tc>
           <w:tcPr>
-            <w:tcW w:w="9408" w:type="dxa"/>
+            <w:tcW w:w="9398" w:type="dxa"/>
             <w:tcBorders>
               <w:left w:val="single" w:sz="2" w:space="0" w:color="808080"/>
               <w:bottom w:val="single" w:sz="2" w:space="0" w:color="808080"/>
@@ -1569,7 +1591,7 @@
         <w:trPr/>
         <w:tc>
           <w:tcPr>
-            <w:tcW w:w="1931" w:type="dxa"/>
+            <w:tcW w:w="1941" w:type="dxa"/>
             <w:tcBorders>
               <w:left w:val="single" w:sz="6" w:space="0" w:color="808080"/>
               <w:bottom w:val="single" w:sz="2" w:space="0" w:color="808080"/>
@@ -1593,7 +1615,7 @@
         </w:tc>
         <w:tc>
           <w:tcPr>
-            <w:tcW w:w="9408" w:type="dxa"/>
+            <w:tcW w:w="9398" w:type="dxa"/>
             <w:tcBorders>
               <w:left w:val="single" w:sz="2" w:space="0" w:color="808080"/>
               <w:bottom w:val="single" w:sz="2" w:space="0" w:color="808080"/>
@@ -1620,7 +1642,58 @@
         <w:trPr/>
         <w:tc>
           <w:tcPr>
-            <w:tcW w:w="1931" w:type="dxa"/>
+            <w:tcW w:w="1941" w:type="dxa"/>
+            <w:tcBorders>
+              <w:left w:val="single" w:sz="6" w:space="0" w:color="808080"/>
+              <w:bottom w:val="single" w:sz="2" w:space="0" w:color="808080"/>
+              <w:right w:val="single" w:sz="6" w:space="0" w:color="808080"/>
+            </w:tcBorders>
+            <w:vAlign w:val="center"/>
+          </w:tcPr>
+          <w:p>
+            <w:pPr>
+              <w:pStyle w:val="TableContents"/>
+              <w:bidi w:val="0"/>
+              <w:spacing w:before="0" w:after="283"/>
+              <w:jc w:val="left"/>
+              <w:rPr/>
+            </w:pPr>
+            <w:r>
+              <w:rPr/>
+              <w:t>Single point of failure</w:t>
+            </w:r>
+          </w:p>
+        </w:tc>
+        <w:tc>
+          <w:tcPr>
+            <w:tcW w:w="9398" w:type="dxa"/>
+            <w:tcBorders>
+              <w:left w:val="single" w:sz="2" w:space="0" w:color="808080"/>
+              <w:bottom w:val="single" w:sz="2" w:space="0" w:color="808080"/>
+              <w:right w:val="single" w:sz="6" w:space="0" w:color="808080"/>
+            </w:tcBorders>
+            <w:vAlign w:val="center"/>
+          </w:tcPr>
+          <w:p>
+            <w:pPr>
+              <w:pStyle w:val="TableContents"/>
+              <w:bidi w:val="0"/>
+              <w:spacing w:before="0" w:after="283"/>
+              <w:jc w:val="left"/>
+              <w:rPr/>
+            </w:pPr>
+            <w:r>
+              <w:rPr/>
+              <w:t>DNS, load balancing, and node boot delivery all run on one administrative instance. A managed AWS deployment would normally distribute these across redundant, AWS-operated services; here, that redundancy does not exist.</w:t>
+            </w:r>
+          </w:p>
+        </w:tc>
+      </w:tr>
+      <w:tr>
+        <w:trPr/>
+        <w:tc>
+          <w:tcPr>
+            <w:tcW w:w="1941" w:type="dxa"/>
             <w:tcBorders>
               <w:left w:val="single" w:sz="6" w:space="0" w:color="808080"/>
               <w:bottom w:val="single" w:sz="6" w:space="0" w:color="808080"/>
@@ -1638,13 +1711,13 @@
             </w:pPr>
             <w:r>
               <w:rPr/>
-              <w:t>Single point of failure</w:t>
-            </w:r>
-          </w:p>
-        </w:tc>
-        <w:tc>
-          <w:tcPr>
-            <w:tcW w:w="9408" w:type="dxa"/>
+              <w:t>Cluster user authentication</w:t>
+            </w:r>
+          </w:p>
+        </w:tc>
+        <w:tc>
+          <w:tcPr>
+            <w:tcW w:w="9398" w:type="dxa"/>
             <w:tcBorders>
               <w:left w:val="single" w:sz="2" w:space="0" w:color="808080"/>
               <w:bottom w:val="single" w:sz="6" w:space="0" w:color="808080"/>
@@ -1662,7 +1735,7 @@
             </w:pPr>
             <w:r>
               <w:rPr/>
-              <w:t>DNS, load balancing, and node boot delivery all run on one administrative instance. A managed AWS deployment would normally distribute these across redundant, AWS-operated services; here, that redundancy does not exist.</w:t>
+              <w:t>Every cloud-backed login method — AWS IAM, IAM Identity Center, or any external identity provider — is closed off by the same restriction as Section 4. Human logins to the cluster are instead served by a password file the cluster stores and manages itself. There is no central user directory, no single sign-on, and no shared group membership with the rest of the organization; adding, rotating, and removing individual logins is a manual, per-cluster task. Confirmed on the running cluster, not inferred.</w:t>
             </w:r>
           </w:p>
         </w:tc>
@@ -1916,6 +1989,7 @@
           <w:tab w:val="left" w:pos="709" w:leader="none"/>
         </w:tabs>
         <w:bidi w:val="0"/>
+        <w:spacing w:before="0" w:after="0"/>
         <w:ind w:hanging="283" w:left="709"/>
         <w:jc w:val="left"/>
         <w:rPr/>
@@ -1923,6 +1997,71 @@
       <w:r>
         <w:rPr/>
         <w:t xml:space="preserve">Two operational sessions run with elevated local privileges can collide on the same network port without a clear signal as to why, if a previous session was left running. </w:t>
+      </w:r>
+    </w:p>
+    <w:p>
+      <w:pPr>
+        <w:pStyle w:val="BodyText"/>
+        <w:numPr>
+          <w:ilvl w:val="0"/>
+          <w:numId w:val="1"/>
+        </w:numPr>
+        <w:tabs>
+          <w:tab w:val="clear" w:pos="1134"/>
+          <w:tab w:val="left" w:pos="709" w:leader="none"/>
+        </w:tabs>
+        <w:bidi w:val="0"/>
+        <w:spacing w:before="0" w:after="0"/>
+        <w:ind w:hanging="283" w:left="709"/>
+        <w:jc w:val="left"/>
+        <w:rPr/>
+      </w:pPr>
+      <w:r>
+        <w:rPr/>
+        <w:t xml:space="preserve">Individual cluster logins are created, rotated, and revoked by hand on each cluster, rather than through a shared directory that would cover every cluster at once. </w:t>
+      </w:r>
+    </w:p>
+    <w:p>
+      <w:pPr>
+        <w:pStyle w:val="BodyText"/>
+        <w:numPr>
+          <w:ilvl w:val="0"/>
+          <w:numId w:val="1"/>
+        </w:numPr>
+        <w:tabs>
+          <w:tab w:val="clear" w:pos="1134"/>
+          <w:tab w:val="left" w:pos="709" w:leader="none"/>
+        </w:tabs>
+        <w:bidi w:val="0"/>
+        <w:spacing w:before="0" w:after="0"/>
+        <w:ind w:hanging="283" w:left="709"/>
+        <w:jc w:val="left"/>
+        <w:rPr/>
+      </w:pPr>
+      <w:r>
+        <w:rPr/>
+        <w:t xml:space="preserve">Any such change to who can log in briefly interrupts the login system cluster-wide while it takes effect. </w:t>
+      </w:r>
+    </w:p>
+    <w:p>
+      <w:pPr>
+        <w:pStyle w:val="BodyText"/>
+        <w:numPr>
+          <w:ilvl w:val="0"/>
+          <w:numId w:val="1"/>
+        </w:numPr>
+        <w:tabs>
+          <w:tab w:val="clear" w:pos="1134"/>
+          <w:tab w:val="left" w:pos="709" w:leader="none"/>
+        </w:tabs>
+        <w:bidi w:val="0"/>
+        <w:ind w:hanging="283" w:left="709"/>
+        <w:jc w:val="left"/>
+        <w:rPr/>
+      </w:pPr>
+      <w:r>
+        <w:rPr/>
+        <w:t xml:space="preserve">Removing someone's login does not, by itself, immediately end a session they already have open; an additional step is required, and takes effect within roughly half a minute rather than instantly. </w:t>
       </w:r>
     </w:p>
     <w:p>
@@ -1974,7 +2113,7 @@
       </w:r>
       <w:r>
         <w:rPr/>
-        <w:t xml:space="preserve"> This single change would retire Section 4 in its entirety: cloud-native block storage would become available, the storage and machine-lifecycle fault conditions in Section 5 would clear, and the image registry could move to object storage without the vendor's caveat. This is the highest-leverage change available. </w:t>
+        <w:t xml:space="preserve"> This single change would retire Section 4 in its entirety: cloud-native block storage would become available, the storage and machine-lifecycle fault conditions in Section 5 would clear, and the image registry could move to object storage without the vendor's caveat. It would also retire the local password file in the new authentication row in Section 5, letting the cluster defer human login to the organization's own identity provider instead. This is the highest-leverage change available. </w:t>
       </w:r>
     </w:p>
     <w:p>
